--- a/Files/03 - Vayikra/01 - Vayikra/5784/Vayikrah 5784.docx
+++ b/Files/03 - Vayikra/01 - Vayikra/5784/Vayikrah 5784.docx
@@ -383,7 +383,7 @@
         <w:rPr>
           <w:rFonts w:ascii="Times New Roman" w:hAnsi="Times New Roman" w:cs="Times New Roman"/>
         </w:rPr>
-        <w:t>, the</w:t>
+        <w:t xml:space="preserve">, the </w:t>
       </w:r>
       <w:r>
         <w:rPr>

--- a/Files/03 - Vayikra/01 - Vayikra/5784/Vayikrah 5784.docx
+++ b/Files/03 - Vayikra/01 - Vayikra/5784/Vayikrah 5784.docx
@@ -882,7 +882,7 @@
           <w:rFonts w:ascii="Times New Roman" w:hAnsi="Times New Roman" w:cs="Times New Roman"/>
           <w:rtl/>
         </w:rPr>
-        <w:t>"</w:t>
+        <w:t>״</w:t>
       </w:r>
       <w:r>
         <w:rPr>
